--- a/por/docx/33.content.docx
+++ b/por/docx/33.content.docx
@@ -19,7 +19,7 @@
         <w:rPr>
           <w:lang w:val="pt_PT" w:bidi="pt_PT"/>
         </w:rPr>
-        <w:t>Resource: Notas de Estudo - Introduções aos Livros (Tyndale)</w:t>
+        <w:t>Resource: Tyndale Open Study Notes</w:t>
       </w:r>
       <w:r>
         <w:rPr>
@@ -112,7 +112,7 @@
         <w:rPr>
           <w:lang w:val="pt_PT" w:bidi="pt_PT"/>
         </w:rPr>
-        <w:t>Notas de Estudo - Introduções aos Livros (Tyndale)</w:t>
+        <w:t>Tyndale Open Study Notes</w:t>
       </w:r>
     </w:p>
     <w:p>

--- a/por/docx/33.content.docx
+++ b/por/docx/33.content.docx
@@ -19,7 +19,7 @@
         <w:rPr>
           <w:lang w:val="pt_PT" w:bidi="pt_PT"/>
         </w:rPr>
-        <w:t>Resource: Tyndale Open Study Notes</w:t>
+        <w:t>Resource: Aquifer Open Study Notes (Book Intros)</w:t>
       </w:r>
       <w:r>
         <w:rPr>
@@ -112,7 +112,7 @@
         <w:rPr>
           <w:lang w:val="pt_PT" w:bidi="pt_PT"/>
         </w:rPr>
-        <w:t>Tyndale Open Study Notes</w:t>
+        <w:t>Aquifer Open Study Notes (Book Intros)</w:t>
       </w:r>
     </w:p>
     <w:p>

--- a/por/docx/33.content.docx
+++ b/por/docx/33.content.docx
@@ -272,18 +272,12 @@
         </w:rPr>
         <w:t>Jotão foi um rei razoavelmente bom, mas ele não removeu os altos lugares onde a adoração ilícita de ídolos competia com a adoração adequada a Deus no Templo em Jerusalém. Como o Senhor não estava completamente satisfeito com o reinado de Jotão, ele levantou o rei Rezim de Aram (cuja capital era Damasco) e o rei Peca de Israel para oprimir Judá (</w:t>
       </w:r>
-      <w:hyperlink r:id="rId13">
-        <w:r>
-          <w:rPr>
-            <w:lang w:val="pt_PT" w:bidi="pt_PT"/>
-          </w:rPr>
-          <w:rPr>
-            <w:color w:val="0000EE"/>
-            <w:u w:val="single"/>
-          </w:rPr>
-          <w:t>2Rs 15.32–38</w:t>
-        </w:r>
-      </w:hyperlink>
+      <w:r>
+        <w:rPr>
+          <w:lang w:val="pt_PT" w:bidi="pt_PT"/>
+        </w:rPr>
+        <w:t>2Rs 15.32–38</w:t>
+      </w:r>
       <w:r>
         <w:rPr>
           <w:lang w:val="pt_PT" w:bidi="pt_PT"/>
@@ -304,102 +298,66 @@
         </w:rPr>
         <w:t>Acaz, filho de Jotão, seguiu os caminhos malignos dos reis do norte de Israel. Ele se envolveu em práticas proibidas, incluindo sacrifício de crianças, queima de incenso pagão e culto à fertilidade (</w:t>
       </w:r>
-      <w:hyperlink r:id="rId14">
-        <w:r>
-          <w:rPr>
-            <w:lang w:val="pt_PT" w:bidi="pt_PT"/>
-          </w:rPr>
-          <w:rPr>
-            <w:color w:val="0000EE"/>
-            <w:u w:val="single"/>
-          </w:rPr>
-          <w:t>2Rs 16.1–4</w:t>
-        </w:r>
-      </w:hyperlink>
+      <w:r>
+        <w:rPr>
+          <w:lang w:val="pt_PT" w:bidi="pt_PT"/>
+        </w:rPr>
+        <w:t>2Rs 16.1–4</w:t>
+      </w:r>
       <w:r>
         <w:rPr>
           <w:lang w:val="pt_PT" w:bidi="pt_PT"/>
         </w:rPr>
         <w:t>). Quando os edomitas e filisteus se mudaram para as áreas do sul da Palestina conquistadas por Rezim e Peca (</w:t>
       </w:r>
-      <w:hyperlink r:id="rId15">
-        <w:r>
-          <w:rPr>
-            <w:lang w:val="pt_PT" w:bidi="pt_PT"/>
-          </w:rPr>
-          <w:rPr>
-            <w:color w:val="0000EE"/>
-            <w:u w:val="single"/>
-          </w:rPr>
-          <w:t xml:space="preserve">2Rs 16.5–6; </w:t>
-        </w:r>
-      </w:hyperlink>
-      <w:hyperlink r:id="rId16">
-        <w:r>
-          <w:rPr>
-            <w:lang w:val="pt_PT" w:bidi="pt_PT"/>
-          </w:rPr>
-          <w:rPr>
-            <w:color w:val="0000EE"/>
-            <w:u w:val="single"/>
-          </w:rPr>
-          <w:t>2Cr 28.18</w:t>
-        </w:r>
-      </w:hyperlink>
+      <w:r>
+        <w:rPr>
+          <w:lang w:val="pt_PT" w:bidi="pt_PT"/>
+        </w:rPr>
+        <w:t xml:space="preserve">2Rs 16.5–6; </w:t>
+      </w:r>
+      <w:r>
+        <w:rPr>
+          <w:lang w:val="pt_PT" w:bidi="pt_PT"/>
+        </w:rPr>
+        <w:t>2Cr 28.18</w:t>
+      </w:r>
       <w:r>
         <w:rPr>
           <w:lang w:val="pt_PT" w:bidi="pt_PT"/>
         </w:rPr>
         <w:t>), Acaz fez uma aliança com o rei assírio Tiglate-Pileser III (744–727 a.C.), pagando ouro do Templo e dos tesouros reais como tributo aos assírios (</w:t>
       </w:r>
-      <w:hyperlink r:id="rId17">
-        <w:r>
-          <w:rPr>
-            <w:lang w:val="pt_PT" w:bidi="pt_PT"/>
-          </w:rPr>
-          <w:rPr>
-            <w:color w:val="0000EE"/>
-            <w:u w:val="single"/>
-          </w:rPr>
-          <w:t>2Rs 16.7–9</w:t>
-        </w:r>
-      </w:hyperlink>
+      <w:r>
+        <w:rPr>
+          <w:lang w:val="pt_PT" w:bidi="pt_PT"/>
+        </w:rPr>
+        <w:t>2Rs 16.7–9</w:t>
+      </w:r>
       <w:r>
         <w:rPr>
           <w:lang w:val="pt_PT" w:bidi="pt_PT"/>
         </w:rPr>
         <w:t>). Acaz corrompeu o culto de Judá trazendo altares pagãos para Jerusalém (</w:t>
       </w:r>
-      <w:hyperlink r:id="rId18">
-        <w:r>
-          <w:rPr>
-            <w:lang w:val="pt_PT" w:bidi="pt_PT"/>
-          </w:rPr>
-          <w:rPr>
-            <w:color w:val="0000EE"/>
-            <w:u w:val="single"/>
-          </w:rPr>
-          <w:t>2Rs 16.10–13</w:t>
-        </w:r>
-      </w:hyperlink>
+      <w:r>
+        <w:rPr>
+          <w:lang w:val="pt_PT" w:bidi="pt_PT"/>
+        </w:rPr>
+        <w:t>2Rs 16.10–13</w:t>
+      </w:r>
       <w:r>
         <w:rPr>
           <w:lang w:val="pt_PT" w:bidi="pt_PT"/>
         </w:rPr>
         <w:t>), e ele inibiu a adoração ao Senhor (</w:t>
       </w:r>
-      <w:hyperlink r:id="rId19">
-        <w:r>
-          <w:rPr>
-            <w:lang w:val="pt_PT" w:bidi="pt_PT"/>
-          </w:rPr>
-          <w:rPr>
-            <w:color w:val="0000EE"/>
-            <w:u w:val="single"/>
-          </w:rPr>
-          <w:t>2Rs 16.14–20</w:t>
-        </w:r>
-      </w:hyperlink>
+      <w:r>
+        <w:rPr>
+          <w:lang w:val="pt_PT" w:bidi="pt_PT"/>
+        </w:rPr>
+        <w:t>2Rs 16.14–20</w:t>
+      </w:r>
       <w:r>
         <w:rPr>
           <w:lang w:val="pt_PT" w:bidi="pt_PT"/>
@@ -420,36 +378,24 @@
         </w:rPr>
         <w:t>Ao contrário de seu pai Acaz, Ezequias foi um rei justo. Ele testemunhou a queda de Samaria (722 a.C.) para os assírios sob Salmaneser V (726–722 a.C.) e Sargão II (721–705 a.C.). Durante seu reinado, em 701 a.C., Deus livrou Jerusalém da destruição nas mãos do rei Senaqueribe da Assíria (704–681 a.C.), mas Senaqueribe ainda devastou cerca de quarenta e seis cidades em Israel e Judá (</w:t>
       </w:r>
-      <w:hyperlink r:id="rId20">
-        <w:r>
-          <w:rPr>
-            <w:lang w:val="pt_PT" w:bidi="pt_PT"/>
-          </w:rPr>
-          <w:rPr>
-            <w:color w:val="0000EE"/>
-            <w:u w:val="single"/>
-          </w:rPr>
-          <w:t>2Rs 18.1–19.37</w:t>
-        </w:r>
-      </w:hyperlink>
+      <w:r>
+        <w:rPr>
+          <w:lang w:val="pt_PT" w:bidi="pt_PT"/>
+        </w:rPr>
+        <w:t>2Rs 18.1–19.37</w:t>
+      </w:r>
       <w:r>
         <w:rPr>
           <w:lang w:val="pt_PT" w:bidi="pt_PT"/>
         </w:rPr>
         <w:t>). Deus também curou Ezequias de uma doença grave. No entanto, Ezequias imprudentemente recebeu enviados do rei babilônico Merodaque-Baladã, que buscava uma aliança com Ezequias contra a Assíria (</w:t>
       </w:r>
-      <w:hyperlink r:id="rId21">
-        <w:r>
-          <w:rPr>
-            <w:lang w:val="pt_PT" w:bidi="pt_PT"/>
-          </w:rPr>
-          <w:rPr>
-            <w:color w:val="0000EE"/>
-            <w:u w:val="single"/>
-          </w:rPr>
-          <w:t>2Rs 20.12–21</w:t>
-        </w:r>
-      </w:hyperlink>
+      <w:r>
+        <w:rPr>
+          <w:lang w:val="pt_PT" w:bidi="pt_PT"/>
+        </w:rPr>
+        <w:t>2Rs 20.12–21</w:t>
+      </w:r>
       <w:r>
         <w:rPr>
           <w:lang w:val="pt_PT" w:bidi="pt_PT"/>
@@ -470,72 +416,48 @@
         </w:rPr>
         <w:t>Durante os primeiros anos deste período, antes da destruição de Samaria, os reis do norte de Israel foram Peca (752–732 a.C.) e Oséias (732–722 a.C.). Sob ambos os reis, Israel se desviou ainda mais nos caminhos de Jeroboão I, que havia feito Israel se afastar de Deus (</w:t>
       </w:r>
-      <w:hyperlink r:id="rId22">
-        <w:r>
-          <w:rPr>
-            <w:lang w:val="pt_PT" w:bidi="pt_PT"/>
-          </w:rPr>
-          <w:rPr>
-            <w:color w:val="0000EE"/>
-            <w:u w:val="single"/>
-          </w:rPr>
-          <w:t>2Rs 15.28</w:t>
-        </w:r>
-      </w:hyperlink>
+      <w:r>
+        <w:rPr>
+          <w:lang w:val="pt_PT" w:bidi="pt_PT"/>
+        </w:rPr>
+        <w:t>2Rs 15.28</w:t>
+      </w:r>
       <w:r>
         <w:rPr>
           <w:lang w:val="pt_PT" w:bidi="pt_PT"/>
         </w:rPr>
         <w:t>). Durante o reinado de Peca, partes do norte de Israel foram levadas ao cativeiro (</w:t>
       </w:r>
-      <w:hyperlink r:id="rId23">
-        <w:r>
-          <w:rPr>
-            <w:lang w:val="pt_PT" w:bidi="pt_PT"/>
-          </w:rPr>
-          <w:rPr>
-            <w:color w:val="0000EE"/>
-            <w:u w:val="single"/>
-          </w:rPr>
-          <w:t>2Rs 15.29</w:t>
-        </w:r>
-      </w:hyperlink>
+      <w:r>
+        <w:rPr>
+          <w:lang w:val="pt_PT" w:bidi="pt_PT"/>
+        </w:rPr>
+        <w:t>2Rs 15.29</w:t>
+      </w:r>
       <w:r>
         <w:rPr>
           <w:lang w:val="pt_PT" w:bidi="pt_PT"/>
         </w:rPr>
         <w:t>). Peca foi assassinado por Oséias, que reinou até a queda de Samaria em 722 a.C. (</w:t>
       </w:r>
-      <w:hyperlink r:id="rId24">
-        <w:r>
-          <w:rPr>
-            <w:lang w:val="pt_PT" w:bidi="pt_PT"/>
-          </w:rPr>
-          <w:rPr>
-            <w:color w:val="0000EE"/>
-            <w:u w:val="single"/>
-          </w:rPr>
-          <w:t>2 Reis 15.30–31</w:t>
-        </w:r>
-      </w:hyperlink>
+      <w:r>
+        <w:rPr>
+          <w:lang w:val="pt_PT" w:bidi="pt_PT"/>
+        </w:rPr>
+        <w:t>2 Reis 15.30–31</w:t>
+      </w:r>
       <w:r>
         <w:rPr>
           <w:lang w:val="pt_PT" w:bidi="pt_PT"/>
         </w:rPr>
         <w:t xml:space="preserve">; </w:t>
       </w:r>
-      <w:hyperlink r:id="rId25">
-        <w:r>
-          <w:rPr>
-            <w:lang w:val="pt_PT" w:bidi="pt_PT"/>
-          </w:rPr>
-          <w:rPr>
-            <w:color w:val="0000EE"/>
-            <w:u w:val="single"/>
-          </w:rPr>
-          <w:t>17.6</w:t>
-        </w:r>
-      </w:hyperlink>
+      <w:r>
+        <w:rPr>
+          <w:lang w:val="pt_PT" w:bidi="pt_PT"/>
+        </w:rPr>
+        <w:t>17.6</w:t>
+      </w:r>
       <w:r>
         <w:rPr>
           <w:lang w:val="pt_PT" w:bidi="pt_PT"/>
@@ -556,36 +478,24 @@
         </w:rPr>
         <w:t>Como Miquéias havia avisado, o reino do norte de Israel foi destruído e seu povo foi levado ao exílio. Oséias havia se revoltado contra a Assíria e apelado ao Egito por ajuda, mas quando Salmanasar V soube da traição de Oséias, ele sitiou Samaria, capturou-a e a destruiu em 722 a.C. após um cerco de três anos. Oséias foi preso, os israelitas foram dispersos entre as províncias assírias e reinos vassalos (</w:t>
       </w:r>
-      <w:hyperlink r:id="rId26">
-        <w:r>
-          <w:rPr>
-            <w:lang w:val="pt_PT" w:bidi="pt_PT"/>
-          </w:rPr>
-          <w:rPr>
-            <w:color w:val="0000EE"/>
-            <w:u w:val="single"/>
-          </w:rPr>
-          <w:t>2Rs 17.5–6</w:t>
-        </w:r>
-      </w:hyperlink>
+      <w:r>
+        <w:rPr>
+          <w:lang w:val="pt_PT" w:bidi="pt_PT"/>
+        </w:rPr>
+        <w:t>2Rs 17.5–6</w:t>
+      </w:r>
       <w:r>
         <w:rPr>
           <w:lang w:val="pt_PT" w:bidi="pt_PT"/>
         </w:rPr>
         <w:t>), e pessoas de várias nações foram trazidas para a terra devastada de Israel para viver (</w:t>
       </w:r>
-      <w:hyperlink r:id="rId27">
-        <w:r>
-          <w:rPr>
-            <w:lang w:val="pt_PT" w:bidi="pt_PT"/>
-          </w:rPr>
-          <w:rPr>
-            <w:color w:val="0000EE"/>
-            <w:u w:val="single"/>
-          </w:rPr>
-          <w:t>2Rs 17.24–41</w:t>
-        </w:r>
-      </w:hyperlink>
+      <w:r>
+        <w:rPr>
+          <w:lang w:val="pt_PT" w:bidi="pt_PT"/>
+        </w:rPr>
+        <w:t>2Rs 17.24–41</w:t>
+      </w:r>
       <w:r>
         <w:rPr>
           <w:lang w:val="pt_PT" w:bidi="pt_PT"/>
@@ -617,72 +527,48 @@
         </w:rPr>
         <w:t>Após a abertura (</w:t>
       </w:r>
-      <w:hyperlink r:id="rId28">
-        <w:r>
-          <w:rPr>
-            <w:lang w:val="pt_PT" w:bidi="pt_PT"/>
-          </w:rPr>
-          <w:rPr>
-            <w:color w:val="0000EE"/>
-            <w:u w:val="single"/>
-          </w:rPr>
-          <w:t>1.1</w:t>
-        </w:r>
-      </w:hyperlink>
+      <w:r>
+        <w:rPr>
+          <w:lang w:val="pt_PT" w:bidi="pt_PT"/>
+        </w:rPr>
+        <w:t>1.1</w:t>
+      </w:r>
       <w:r>
         <w:rPr>
           <w:lang w:val="pt_PT" w:bidi="pt_PT"/>
         </w:rPr>
         <w:t>), cada uma das três seções começa chamando Israel para “ouvir” (</w:t>
       </w:r>
-      <w:hyperlink r:id="rId29">
-        <w:r>
-          <w:rPr>
-            <w:lang w:val="pt_PT" w:bidi="pt_PT"/>
-          </w:rPr>
-          <w:rPr>
-            <w:color w:val="0000EE"/>
-            <w:u w:val="single"/>
-          </w:rPr>
-          <w:t>1.2–2.13</w:t>
-        </w:r>
-      </w:hyperlink>
+      <w:r>
+        <w:rPr>
+          <w:lang w:val="pt_PT" w:bidi="pt_PT"/>
+        </w:rPr>
+        <w:t>1.2–2.13</w:t>
+      </w:r>
       <w:r>
         <w:rPr>
           <w:lang w:val="pt_PT" w:bidi="pt_PT"/>
         </w:rPr>
         <w:t xml:space="preserve">; </w:t>
       </w:r>
-      <w:hyperlink r:id="rId30">
-        <w:r>
-          <w:rPr>
-            <w:lang w:val="pt_PT" w:bidi="pt_PT"/>
-          </w:rPr>
-          <w:rPr>
-            <w:color w:val="0000EE"/>
-            <w:u w:val="single"/>
-          </w:rPr>
-          <w:t>3.1–5.15</w:t>
-        </w:r>
-      </w:hyperlink>
+      <w:r>
+        <w:rPr>
+          <w:lang w:val="pt_PT" w:bidi="pt_PT"/>
+        </w:rPr>
+        <w:t>3.1–5.15</w:t>
+      </w:r>
       <w:r>
         <w:rPr>
           <w:lang w:val="pt_PT" w:bidi="pt_PT"/>
         </w:rPr>
         <w:t xml:space="preserve">; </w:t>
       </w:r>
-      <w:hyperlink r:id="rId31">
-        <w:r>
-          <w:rPr>
-            <w:lang w:val="pt_PT" w:bidi="pt_PT"/>
-          </w:rPr>
-          <w:rPr>
-            <w:color w:val="0000EE"/>
-            <w:u w:val="single"/>
-          </w:rPr>
-          <w:t>6.1–7.6</w:t>
-        </w:r>
-      </w:hyperlink>
+      <w:r>
+        <w:rPr>
+          <w:lang w:val="pt_PT" w:bidi="pt_PT"/>
+        </w:rPr>
+        <w:t>6.1–7.6</w:t>
+      </w:r>
       <w:r>
         <w:rPr>
           <w:lang w:val="pt_PT" w:bidi="pt_PT"/>
@@ -703,90 +589,60 @@
         </w:rPr>
         <w:t xml:space="preserve">A mensagem de julgamento de Miquéias é intercalada com palavras de esperança, no entanto (veja </w:t>
       </w:r>
-      <w:hyperlink r:id="rId32">
-        <w:r>
-          <w:rPr>
-            <w:lang w:val="pt_PT" w:bidi="pt_PT"/>
-          </w:rPr>
-          <w:rPr>
-            <w:color w:val="0000EE"/>
-            <w:u w:val="single"/>
-          </w:rPr>
-          <w:t>2.12–13</w:t>
-        </w:r>
-      </w:hyperlink>
+      <w:r>
+        <w:rPr>
+          <w:lang w:val="pt_PT" w:bidi="pt_PT"/>
+        </w:rPr>
+        <w:t>2.12–13</w:t>
+      </w:r>
       <w:r>
         <w:rPr>
           <w:lang w:val="pt_PT" w:bidi="pt_PT"/>
         </w:rPr>
         <w:t xml:space="preserve">; </w:t>
       </w:r>
-      <w:hyperlink r:id="rId33">
-        <w:r>
-          <w:rPr>
-            <w:lang w:val="pt_PT" w:bidi="pt_PT"/>
-          </w:rPr>
-          <w:rPr>
-            <w:color w:val="0000EE"/>
-            <w:u w:val="single"/>
-          </w:rPr>
-          <w:t>4.1–8</w:t>
-        </w:r>
-      </w:hyperlink>
+      <w:r>
+        <w:rPr>
+          <w:lang w:val="pt_PT" w:bidi="pt_PT"/>
+        </w:rPr>
+        <w:t>4.1–8</w:t>
+      </w:r>
       <w:r>
         <w:rPr>
           <w:lang w:val="pt_PT" w:bidi="pt_PT"/>
         </w:rPr>
         <w:t>,</w:t>
       </w:r>
-      <w:hyperlink r:id="rId34">
-        <w:r>
-          <w:rPr>
-            <w:lang w:val="pt_PT" w:bidi="pt_PT"/>
-          </w:rPr>
-          <w:rPr>
-            <w:color w:val="0000EE"/>
-            <w:u w:val="single"/>
-          </w:rPr>
-          <w:t>13</w:t>
-        </w:r>
-      </w:hyperlink>
+      <w:r>
+        <w:rPr>
+          <w:lang w:val="pt_PT" w:bidi="pt_PT"/>
+        </w:rPr>
+        <w:t>13</w:t>
+      </w:r>
       <w:r>
         <w:rPr>
           <w:lang w:val="pt_PT" w:bidi="pt_PT"/>
         </w:rPr>
         <w:t xml:space="preserve">; </w:t>
       </w:r>
-      <w:hyperlink r:id="rId35">
-        <w:r>
-          <w:rPr>
-            <w:lang w:val="pt_PT" w:bidi="pt_PT"/>
-          </w:rPr>
-          <w:rPr>
-            <w:color w:val="0000EE"/>
-            <w:u w:val="single"/>
-          </w:rPr>
-          <w:t>5.2–15</w:t>
-        </w:r>
-      </w:hyperlink>
+      <w:r>
+        <w:rPr>
+          <w:lang w:val="pt_PT" w:bidi="pt_PT"/>
+        </w:rPr>
+        <w:t>5.2–15</w:t>
+      </w:r>
       <w:r>
         <w:rPr>
           <w:lang w:val="pt_PT" w:bidi="pt_PT"/>
         </w:rPr>
         <w:t xml:space="preserve">; </w:t>
       </w:r>
-      <w:hyperlink r:id="rId36">
-        <w:r>
-          <w:rPr>
-            <w:lang w:val="pt_PT" w:bidi="pt_PT"/>
-          </w:rPr>
-          <w:rPr>
-            <w:color w:val="0000EE"/>
-            <w:u w:val="single"/>
-          </w:rPr>
-          <w:t>7.7–20</w:t>
-        </w:r>
-      </w:hyperlink>
+      <w:r>
+        <w:rPr>
+          <w:lang w:val="pt_PT" w:bidi="pt_PT"/>
+        </w:rPr>
+        <w:t>7.7–20</w:t>
+      </w:r>
       <w:r>
         <w:rPr>
           <w:lang w:val="pt_PT" w:bidi="pt_PT"/>
@@ -818,90 +674,60 @@
         </w:rPr>
         <w:t xml:space="preserve">Miquéias era natural de Moresete, uma cidade a cerca de trinta e cinco quilômetros (vinte e uma milhas) a sudoeste de Jerusalém. Passagens como </w:t>
       </w:r>
-      <w:hyperlink r:id="rId37">
-        <w:r>
-          <w:rPr>
-            <w:lang w:val="pt_PT" w:bidi="pt_PT"/>
-          </w:rPr>
-          <w:rPr>
-            <w:color w:val="0000EE"/>
-            <w:u w:val="single"/>
-          </w:rPr>
-          <w:t>4.6–8</w:t>
-        </w:r>
-      </w:hyperlink>
+      <w:r>
+        <w:rPr>
+          <w:lang w:val="pt_PT" w:bidi="pt_PT"/>
+        </w:rPr>
+        <w:t>4.6–8</w:t>
+      </w:r>
       <w:r>
         <w:rPr>
           <w:lang w:val="pt_PT" w:bidi="pt_PT"/>
         </w:rPr>
         <w:t xml:space="preserve"> e </w:t>
       </w:r>
-      <w:hyperlink r:id="rId38">
-        <w:r>
-          <w:rPr>
-            <w:lang w:val="pt_PT" w:bidi="pt_PT"/>
-          </w:rPr>
-          <w:rPr>
-            <w:color w:val="0000EE"/>
-            <w:u w:val="single"/>
-          </w:rPr>
-          <w:t>7.8–20</w:t>
-        </w:r>
-      </w:hyperlink>
+      <w:r>
+        <w:rPr>
+          <w:lang w:val="pt_PT" w:bidi="pt_PT"/>
+        </w:rPr>
+        <w:t>7.8–20</w:t>
+      </w:r>
       <w:r>
         <w:rPr>
           <w:lang w:val="pt_PT" w:bidi="pt_PT"/>
         </w:rPr>
         <w:t xml:space="preserve"> sugerem a alguns que um editor posterior completou a forma atual do livro no início da era pós-exílica (538–458 a.C.). No entanto, essa conclusão não é necessária. O profeta Miquéias não é o único profeta pré-exílico a profetizar um retorno (veja </w:t>
       </w:r>
-      <w:hyperlink r:id="rId39">
-        <w:r>
-          <w:rPr>
-            <w:lang w:val="pt_PT" w:bidi="pt_PT"/>
-          </w:rPr>
-          <w:rPr>
-            <w:color w:val="0000EE"/>
-            <w:u w:val="single"/>
-          </w:rPr>
-          <w:t>Is 52.4–12</w:t>
-        </w:r>
-      </w:hyperlink>
+      <w:r>
+        <w:rPr>
+          <w:lang w:val="pt_PT" w:bidi="pt_PT"/>
+        </w:rPr>
+        <w:t>Is 52.4–12</w:t>
+      </w:r>
       <w:r>
         <w:rPr>
           <w:lang w:val="pt_PT" w:bidi="pt_PT"/>
         </w:rPr>
         <w:t xml:space="preserve">; </w:t>
       </w:r>
-      <w:hyperlink r:id="rId40">
-        <w:r>
-          <w:rPr>
-            <w:lang w:val="pt_PT" w:bidi="pt_PT"/>
-          </w:rPr>
-          <w:rPr>
-            <w:color w:val="0000EE"/>
-            <w:u w:val="single"/>
-          </w:rPr>
-          <w:t>Os 11.10–11</w:t>
-        </w:r>
-      </w:hyperlink>
+      <w:r>
+        <w:rPr>
+          <w:lang w:val="pt_PT" w:bidi="pt_PT"/>
+        </w:rPr>
+        <w:t>Os 11.10–11</w:t>
+      </w:r>
       <w:r>
         <w:rPr>
           <w:lang w:val="pt_PT" w:bidi="pt_PT"/>
         </w:rPr>
         <w:t xml:space="preserve">; </w:t>
       </w:r>
-      <w:hyperlink r:id="rId41">
-        <w:r>
-          <w:rPr>
-            <w:lang w:val="pt_PT" w:bidi="pt_PT"/>
-          </w:rPr>
-          <w:rPr>
-            <w:color w:val="0000EE"/>
-            <w:u w:val="single"/>
-          </w:rPr>
-          <w:t>Am 9.11–15</w:t>
-        </w:r>
-      </w:hyperlink>
+      <w:r>
+        <w:rPr>
+          <w:lang w:val="pt_PT" w:bidi="pt_PT"/>
+        </w:rPr>
+        <w:t>Am 9.11–15</w:t>
+      </w:r>
       <w:r>
         <w:rPr>
           <w:lang w:val="pt_PT" w:bidi="pt_PT"/>
@@ -922,144 +748,96 @@
         </w:rPr>
         <w:t xml:space="preserve">Miquéias usou linguagem figurativa para descrever eventos, o que torna difícil determinar as circunstâncias exatas que ocorriam quando ele profetizou e escreveu. Algumas das profecias de Miquéias foram provavelmente dadas antes da destruição de Samaria em 722 a.C. (veja </w:t>
       </w:r>
-      <w:hyperlink r:id="rId28">
-        <w:r>
-          <w:rPr>
-            <w:lang w:val="pt_PT" w:bidi="pt_PT"/>
-          </w:rPr>
-          <w:rPr>
-            <w:color w:val="0000EE"/>
-            <w:u w:val="single"/>
-          </w:rPr>
-          <w:t>Mq 1.1</w:t>
-        </w:r>
-      </w:hyperlink>
+      <w:r>
+        <w:rPr>
+          <w:lang w:val="pt_PT" w:bidi="pt_PT"/>
+        </w:rPr>
+        <w:t>Mq 1.1</w:t>
+      </w:r>
       <w:r>
         <w:rPr>
           <w:lang w:val="pt_PT" w:bidi="pt_PT"/>
         </w:rPr>
         <w:t>,</w:t>
       </w:r>
-      <w:hyperlink r:id="rId42">
-        <w:r>
-          <w:rPr>
-            <w:lang w:val="pt_PT" w:bidi="pt_PT"/>
-          </w:rPr>
-          <w:rPr>
-            <w:color w:val="0000EE"/>
-            <w:u w:val="single"/>
-          </w:rPr>
-          <w:t>6</w:t>
-        </w:r>
-      </w:hyperlink>
+      <w:r>
+        <w:rPr>
+          <w:lang w:val="pt_PT" w:bidi="pt_PT"/>
+        </w:rPr>
+        <w:t>6</w:t>
+      </w:r>
       <w:r>
         <w:rPr>
           <w:lang w:val="pt_PT" w:bidi="pt_PT"/>
         </w:rPr>
         <w:t xml:space="preserve">; </w:t>
       </w:r>
-      <w:hyperlink r:id="rId43">
-        <w:r>
-          <w:rPr>
-            <w:lang w:val="pt_PT" w:bidi="pt_PT"/>
-          </w:rPr>
-          <w:rPr>
-            <w:color w:val="0000EE"/>
-            <w:u w:val="single"/>
-          </w:rPr>
-          <w:t>6.16</w:t>
-        </w:r>
-      </w:hyperlink>
+      <w:r>
+        <w:rPr>
+          <w:lang w:val="pt_PT" w:bidi="pt_PT"/>
+        </w:rPr>
+        <w:t>6.16</w:t>
+      </w:r>
       <w:r>
         <w:rPr>
           <w:lang w:val="pt_PT" w:bidi="pt_PT"/>
         </w:rPr>
         <w:t xml:space="preserve">). A marcha assíria em Israel e Judá em 701 a.C. é refletida em </w:t>
       </w:r>
-      <w:hyperlink r:id="rId44">
-        <w:r>
-          <w:rPr>
-            <w:lang w:val="pt_PT" w:bidi="pt_PT"/>
-          </w:rPr>
-          <w:rPr>
-            <w:color w:val="0000EE"/>
-            <w:u w:val="single"/>
-          </w:rPr>
-          <w:t>1.10–15</w:t>
-        </w:r>
-      </w:hyperlink>
+      <w:r>
+        <w:rPr>
+          <w:lang w:val="pt_PT" w:bidi="pt_PT"/>
+        </w:rPr>
+        <w:t>1.10–15</w:t>
+      </w:r>
       <w:r>
         <w:rPr>
           <w:lang w:val="pt_PT" w:bidi="pt_PT"/>
         </w:rPr>
         <w:t>. A previsão de Miquéias sobre a queda de Jerusalém (</w:t>
       </w:r>
-      <w:hyperlink r:id="rId45">
-        <w:r>
-          <w:rPr>
-            <w:lang w:val="pt_PT" w:bidi="pt_PT"/>
-          </w:rPr>
-          <w:rPr>
-            <w:color w:val="0000EE"/>
-            <w:u w:val="single"/>
-          </w:rPr>
-          <w:t>3.12</w:t>
-        </w:r>
-      </w:hyperlink>
+      <w:r>
+        <w:rPr>
+          <w:lang w:val="pt_PT" w:bidi="pt_PT"/>
+        </w:rPr>
+        <w:t>3.12</w:t>
+      </w:r>
       <w:r>
         <w:rPr>
           <w:lang w:val="pt_PT" w:bidi="pt_PT"/>
         </w:rPr>
         <w:t>) foi dada durante o reinado de Ezequias (728–686 a.C.) e é referida muito mais tarde por Jeremias (</w:t>
       </w:r>
-      <w:hyperlink r:id="rId46">
-        <w:r>
-          <w:rPr>
-            <w:lang w:val="pt_PT" w:bidi="pt_PT"/>
-          </w:rPr>
-          <w:rPr>
-            <w:color w:val="0000EE"/>
-            <w:u w:val="single"/>
-          </w:rPr>
-          <w:t>Jr 26.16–19</w:t>
-        </w:r>
-      </w:hyperlink>
+      <w:r>
+        <w:rPr>
+          <w:lang w:val="pt_PT" w:bidi="pt_PT"/>
+        </w:rPr>
+        <w:t>Jr 26.16–19</w:t>
+      </w:r>
       <w:r>
         <w:rPr>
           <w:lang w:val="pt_PT" w:bidi="pt_PT"/>
         </w:rPr>
         <w:t xml:space="preserve">). O ministério de Miquéias, portanto, parece ter coincidido de perto com o de Isaías; a semelhança de </w:t>
       </w:r>
-      <w:hyperlink r:id="rId47">
-        <w:r>
-          <w:rPr>
-            <w:lang w:val="pt_PT" w:bidi="pt_PT"/>
-          </w:rPr>
-          <w:rPr>
-            <w:color w:val="0000EE"/>
-            <w:u w:val="single"/>
-          </w:rPr>
-          <w:t>Is 2.2–5</w:t>
-        </w:r>
-      </w:hyperlink>
+      <w:r>
+        <w:rPr>
+          <w:lang w:val="pt_PT" w:bidi="pt_PT"/>
+        </w:rPr>
+        <w:t>Is 2.2–5</w:t>
+      </w:r>
       <w:r>
         <w:rPr>
           <w:lang w:val="pt_PT" w:bidi="pt_PT"/>
         </w:rPr>
         <w:t xml:space="preserve"> e </w:t>
       </w:r>
-      <w:hyperlink r:id="rId48">
-        <w:r>
-          <w:rPr>
-            <w:lang w:val="pt_PT" w:bidi="pt_PT"/>
-          </w:rPr>
-          <w:rPr>
-            <w:color w:val="0000EE"/>
-            <w:u w:val="single"/>
-          </w:rPr>
-          <w:t>Mq 4.1–4</w:t>
-        </w:r>
-      </w:hyperlink>
+      <w:r>
+        <w:rPr>
+          <w:lang w:val="pt_PT" w:bidi="pt_PT"/>
+        </w:rPr>
+        <w:t>Mq 4.1–4</w:t>
+      </w:r>
       <w:r>
         <w:rPr>
           <w:lang w:val="pt_PT" w:bidi="pt_PT"/>
@@ -1091,18 +869,12 @@
         </w:rPr>
         <w:t>A mensagem de Miquéias é clara: os planos de Deus para o seu povo prevalecerão, e as nações conhecerão Deus através do seu povo Israel e do seu governante escolhido (</w:t>
       </w:r>
-      <w:hyperlink r:id="rId49">
-        <w:r>
-          <w:rPr>
-            <w:lang w:val="pt_PT" w:bidi="pt_PT"/>
-          </w:rPr>
-          <w:rPr>
-            <w:color w:val="0000EE"/>
-            <w:u w:val="single"/>
-          </w:rPr>
-          <w:t>5.2</w:t>
-        </w:r>
-      </w:hyperlink>
+      <w:r>
+        <w:rPr>
+          <w:lang w:val="pt_PT" w:bidi="pt_PT"/>
+        </w:rPr>
+        <w:t>5.2</w:t>
+      </w:r>
       <w:r>
         <w:rPr>
           <w:lang w:val="pt_PT" w:bidi="pt_PT"/>
@@ -1150,36 +922,24 @@
         </w:rPr>
         <w:t xml:space="preserve">O objetivo de Deus é ter um povo especial de integridade e excelência moral e espiritual incomparáveis. Deus não aceitará nada menos, mas somente suas ações em favor de seu povo podem criar justiça neles (veja </w:t>
       </w:r>
-      <w:hyperlink r:id="rId50">
-        <w:r>
-          <w:rPr>
-            <w:lang w:val="pt_PT" w:bidi="pt_PT"/>
-          </w:rPr>
-          <w:rPr>
-            <w:color w:val="0000EE"/>
-            <w:u w:val="single"/>
-          </w:rPr>
-          <w:t>2Pe 3.13</w:t>
-        </w:r>
-      </w:hyperlink>
+      <w:r>
+        <w:rPr>
+          <w:lang w:val="pt_PT" w:bidi="pt_PT"/>
+        </w:rPr>
+        <w:t>2Pe 3.13</w:t>
+      </w:r>
       <w:r>
         <w:rPr>
           <w:lang w:val="pt_PT" w:bidi="pt_PT"/>
         </w:rPr>
         <w:t xml:space="preserve">). Muitos anos após Miquéias, Deus enviaria um "governante de Israel", nascido em Belém, para liderar seu rebanho e trazer paz ao seu povo (veja </w:t>
       </w:r>
-      <w:hyperlink r:id="rId51">
-        <w:r>
-          <w:rPr>
-            <w:lang w:val="pt_PT" w:bidi="pt_PT"/>
-          </w:rPr>
-          <w:rPr>
-            <w:color w:val="0000EE"/>
-            <w:u w:val="single"/>
-          </w:rPr>
-          <w:t>Mq 5.2–5</w:t>
-        </w:r>
-      </w:hyperlink>
+      <w:r>
+        <w:rPr>
+          <w:lang w:val="pt_PT" w:bidi="pt_PT"/>
+        </w:rPr>
+        <w:t>Mq 5.2–5</w:t>
+      </w:r>
       <w:r>
         <w:rPr>
           <w:lang w:val="pt_PT" w:bidi="pt_PT"/>
